--- a/Plano Inicial React Native - Tutoria.docx
+++ b/Plano Inicial React Native - Tutoria.docx
@@ -1,6 +1,6 @@
 
 <file path=word/document.xml><?xml version="1.0" encoding="utf-8"?>
-<w:document xmlns:wpc="http://schemas.microsoft.com/office/word/2010/wordprocessingCanvas" xmlns:cx="http://schemas.microsoft.com/office/drawing/2014/chartex" xmlns:cx1="http://schemas.microsoft.com/office/drawing/2015/9/8/chartex" xmlns:cx2="http://schemas.microsoft.com/office/drawing/2015/10/21/chartex" xmlns:cx3="http://schemas.microsoft.com/office/drawing/2016/5/9/chartex" xmlns:cx4="http://schemas.microsoft.com/office/drawing/2016/5/10/chartex" xmlns:cx5="http://schemas.microsoft.com/office/drawing/2016/5/11/chartex" xmlns:cx6="http://schemas.microsoft.com/office/drawing/2016/5/12/chartex" xmlns:cx7="http://schemas.microsoft.com/office/drawing/2016/5/13/chartex" xmlns:cx8="http://schemas.microsoft.com/office/drawing/2016/5/14/chartex" xmlns:mc="http://schemas.openxmlformats.org/markup-compatibility/2006" xmlns:aink="http://schemas.microsoft.com/office/drawing/2016/ink" xmlns:am3d="http://schemas.microsoft.com/office/drawing/2017/model3d" xmlns:o="urn:schemas-microsoft-com:office:office" xmlns:r="http://schemas.openxmlformats.org/officeDocument/2006/relationships" xmlns:m="http://schemas.openxmlformats.org/officeDocument/2006/math" xmlns:v="urn:schemas-microsoft-com:vml" xmlns:wp14="http://schemas.microsoft.com/office/word/2010/wordprocessingDrawing" xmlns:wp="http://schemas.openxmlformats.org/drawingml/2006/wordprocessingDrawing" xmlns:w10="urn:schemas-microsoft-com:office:word" xmlns:w="http://schemas.openxmlformats.org/wordprocessingml/2006/main" xmlns:w14="http://schemas.microsoft.com/office/word/2010/wordml" xmlns:w15="http://schemas.microsoft.com/office/word/2012/wordml" xmlns:w16cid="http://schemas.microsoft.com/office/word/2016/wordml/cid" xmlns:w16se="http://schemas.microsoft.com/office/word/2015/wordml/symex" xmlns:wpg="http://schemas.microsoft.com/office/word/2010/wordprocessingGroup" xmlns:wpi="http://schemas.microsoft.com/office/word/2010/wordprocessingInk" xmlns:wne="http://schemas.microsoft.com/office/word/2006/wordml" xmlns:wps="http://schemas.microsoft.com/office/word/2010/wordprocessingShape" mc:Ignorable="w14 w15 w16se w16cid wp14">
+<w:document xmlns:wpc="http://schemas.microsoft.com/office/word/2010/wordprocessingCanvas" xmlns:cx="http://schemas.microsoft.com/office/drawing/2014/chartex" xmlns:cx1="http://schemas.microsoft.com/office/drawing/2015/9/8/chartex" xmlns:cx2="http://schemas.microsoft.com/office/drawing/2015/10/21/chartex" xmlns:cx3="http://schemas.microsoft.com/office/drawing/2016/5/9/chartex" xmlns:cx4="http://schemas.microsoft.com/office/drawing/2016/5/10/chartex" xmlns:cx5="http://schemas.microsoft.com/office/drawing/2016/5/11/chartex" xmlns:cx6="http://schemas.microsoft.com/office/drawing/2016/5/12/chartex" xmlns:cx7="http://schemas.microsoft.com/office/drawing/2016/5/13/chartex" xmlns:cx8="http://schemas.microsoft.com/office/drawing/2016/5/14/chartex" xmlns:mc="http://schemas.openxmlformats.org/markup-compatibility/2006" xmlns:aink="http://schemas.microsoft.com/office/drawing/2016/ink" xmlns:am3d="http://schemas.microsoft.com/office/drawing/2017/model3d" xmlns:o="urn:schemas-microsoft-com:office:office" xmlns:r="http://schemas.openxmlformats.org/officeDocument/2006/relationships" xmlns:m="http://schemas.openxmlformats.org/officeDocument/2006/math" xmlns:v="urn:schemas-microsoft-com:vml" xmlns:wp14="http://schemas.microsoft.com/office/word/2010/wordprocessingDrawing" xmlns:wp="http://schemas.openxmlformats.org/drawingml/2006/wordprocessingDrawing" xmlns:w10="urn:schemas-microsoft-com:office:word" xmlns:w="http://schemas.openxmlformats.org/wordprocessingml/2006/main" xmlns:w14="http://schemas.microsoft.com/office/word/2010/wordml" xmlns:w15="http://schemas.microsoft.com/office/word/2012/wordml" xmlns:w16cex="http://schemas.microsoft.com/office/word/2018/wordml/cex" xmlns:w16cid="http://schemas.microsoft.com/office/word/2016/wordml/cid" xmlns:w16="http://schemas.microsoft.com/office/word/2018/wordml" xmlns:w16se="http://schemas.microsoft.com/office/word/2015/wordml/symex" xmlns:wpg="http://schemas.microsoft.com/office/word/2010/wordprocessingGroup" xmlns:wpi="http://schemas.microsoft.com/office/word/2010/wordprocessingInk" xmlns:wne="http://schemas.microsoft.com/office/word/2006/wordml" xmlns:wps="http://schemas.microsoft.com/office/word/2010/wordprocessingShape" mc:Ignorable="w14 w15 w16se w16cid w16 w16cex wp14">
   <w:body>
     <w:p>
       <w:pPr>
@@ -365,6 +365,7 @@
           <w:sz w:val="24"/>
           <w:szCs w:val="21"/>
           <w:shd w:val="clear" w:color="auto" w:fill="F3F5F6"/>
+          <w:lang w:val="pt-BR"/>
         </w:rPr>
       </w:pPr>
       <w:r>
@@ -373,6 +374,7 @@
           <w:color w:val="0A0A0A"/>
           <w:szCs w:val="21"/>
           <w:shd w:val="clear" w:color="auto" w:fill="F3F5F6"/>
+          <w:lang w:val="pt-BR"/>
         </w:rPr>
         <w:t>Set-</w:t>
       </w:r>
@@ -383,6 +385,7 @@
           <w:color w:val="0A0A0A"/>
           <w:szCs w:val="21"/>
           <w:shd w:val="clear" w:color="auto" w:fill="F3F5F6"/>
+          <w:lang w:val="pt-BR"/>
         </w:rPr>
         <w:t>ExecutionPolicy</w:t>
       </w:r>
@@ -393,6 +396,7 @@
           <w:color w:val="0A0A0A"/>
           <w:szCs w:val="21"/>
           <w:shd w:val="clear" w:color="auto" w:fill="F3F5F6"/>
+          <w:lang w:val="pt-BR"/>
         </w:rPr>
         <w:t xml:space="preserve"> </w:t>
       </w:r>
@@ -403,6 +407,7 @@
           <w:color w:val="0A0A0A"/>
           <w:szCs w:val="21"/>
           <w:shd w:val="clear" w:color="auto" w:fill="F3F5F6"/>
+          <w:lang w:val="pt-BR"/>
         </w:rPr>
         <w:t>RemoteSigned</w:t>
       </w:r>
@@ -413,8 +418,9 @@
           <w:color w:val="0A0A0A"/>
           <w:szCs w:val="21"/>
           <w:shd w:val="clear" w:color="auto" w:fill="F3F5F6"/>
+          <w:lang w:val="pt-BR"/>
         </w:rPr>
-        <w:t xml:space="preserve"> -Scope </w:t>
+        <w:t xml:space="preserve"> -</w:t>
       </w:r>
       <w:proofErr w:type="spellStart"/>
       <w:r>
@@ -423,6 +429,29 @@
           <w:color w:val="0A0A0A"/>
           <w:szCs w:val="21"/>
           <w:shd w:val="clear" w:color="auto" w:fill="F3F5F6"/>
+          <w:lang w:val="pt-BR"/>
+        </w:rPr>
+        <w:t>Scope</w:t>
+      </w:r>
+      <w:proofErr w:type="spellEnd"/>
+      <w:r>
+        <w:rPr>
+          <w:rFonts w:cs="Courier New"/>
+          <w:color w:val="0A0A0A"/>
+          <w:szCs w:val="21"/>
+          <w:shd w:val="clear" w:color="auto" w:fill="F3F5F6"/>
+          <w:lang w:val="pt-BR"/>
+        </w:rPr>
+        <w:t xml:space="preserve"> </w:t>
+      </w:r>
+      <w:proofErr w:type="spellStart"/>
+      <w:r>
+        <w:rPr>
+          <w:rFonts w:cs="Courier New"/>
+          <w:color w:val="0A0A0A"/>
+          <w:szCs w:val="21"/>
+          <w:shd w:val="clear" w:color="auto" w:fill="F3F5F6"/>
+          <w:lang w:val="pt-BR"/>
         </w:rPr>
         <w:t>CurrentUser</w:t>
       </w:r>
@@ -447,8 +476,6 @@
           <w:lang w:val="pt-BR"/>
         </w:rPr>
       </w:pPr>
-      <w:bookmarkStart w:id="0" w:name="_GoBack"/>
-      <w:bookmarkEnd w:id="0"/>
     </w:p>
     <w:p>
       <w:pPr>
@@ -542,7 +569,45 @@
         <w:rPr>
           <w:lang w:val="pt-BR"/>
         </w:rPr>
-        <w:t>create-expo-app@latest</w:t>
+        <w:t>create</w:t>
+      </w:r>
+      <w:proofErr w:type="spellEnd"/>
+      <w:r>
+        <w:rPr>
+          <w:lang w:val="pt-BR"/>
+        </w:rPr>
+        <w:t xml:space="preserve">-expo-app </w:t>
+      </w:r>
+      <w:r>
+        <w:rPr>
+          <w:lang w:val="pt-BR"/>
+        </w:rPr>
+        <w:t>“</w:t>
+      </w:r>
+      <w:r>
+        <w:rPr>
+          <w:lang w:val="pt-BR"/>
+        </w:rPr>
+        <w:t>nome-do-app</w:t>
+      </w:r>
+      <w:r>
+        <w:rPr>
+          <w:lang w:val="pt-BR"/>
+        </w:rPr>
+        <w:t>”</w:t>
+      </w:r>
+      <w:r>
+        <w:rPr>
+          <w:lang w:val="pt-BR"/>
+        </w:rPr>
+        <w:t xml:space="preserve"> --</w:t>
+      </w:r>
+      <w:proofErr w:type="spellStart"/>
+      <w:r>
+        <w:rPr>
+          <w:lang w:val="pt-BR"/>
+        </w:rPr>
+        <w:t>template</w:t>
       </w:r>
       <w:proofErr w:type="spellEnd"/>
       <w:r>
@@ -551,24 +616,14 @@
         </w:rPr>
         <w:t xml:space="preserve"> </w:t>
       </w:r>
+      <w:proofErr w:type="spellStart"/>
       <w:r>
         <w:rPr>
           <w:lang w:val="pt-BR"/>
         </w:rPr>
-        <w:t>“</w:t>
-      </w:r>
-      <w:r>
-        <w:rPr>
-          <w:lang w:val="pt-BR"/>
-        </w:rPr>
-        <w:t>nome-do-app</w:t>
-      </w:r>
-      <w:r>
-        <w:rPr>
-          <w:lang w:val="pt-BR"/>
-        </w:rPr>
-        <w:t>”</w:t>
-      </w:r>
+        <w:t>blank</w:t>
+      </w:r>
+      <w:proofErr w:type="spellEnd"/>
     </w:p>
     <w:p>
       <w:pPr>
@@ -612,29 +667,57 @@
       </w:r>
     </w:p>
     <w:p>
+      <w:pPr>
+        <w:rPr>
+          <w:lang w:val="pt-BR"/>
+        </w:rPr>
+      </w:pPr>
       <w:proofErr w:type="spellStart"/>
       <w:r>
+        <w:rPr>
+          <w:lang w:val="pt-BR"/>
+        </w:rPr>
         <w:t>npm</w:t>
       </w:r>
       <w:proofErr w:type="spellEnd"/>
       <w:r>
+        <w:rPr>
+          <w:lang w:val="pt-BR"/>
+        </w:rPr>
         <w:t xml:space="preserve"> start</w:t>
       </w:r>
     </w:p>
     <w:p>
-      <w:proofErr w:type="spellStart"/>
-      <w:r>
+      <w:pPr>
+        <w:rPr>
+          <w:lang w:val="pt-BR"/>
+        </w:rPr>
+      </w:pPr>
+      <w:r>
+        <w:rPr>
+          <w:lang w:val="pt-BR"/>
+        </w:rPr>
         <w:t>ou</w:t>
       </w:r>
-      <w:proofErr w:type="spellEnd"/>
     </w:p>
     <w:p>
+      <w:pPr>
+        <w:rPr>
+          <w:lang w:val="pt-BR"/>
+        </w:rPr>
+      </w:pPr>
       <w:proofErr w:type="spellStart"/>
       <w:r>
+        <w:rPr>
+          <w:lang w:val="pt-BR"/>
+        </w:rPr>
         <w:t>npx</w:t>
       </w:r>
       <w:proofErr w:type="spellEnd"/>
       <w:r>
+        <w:rPr>
+          <w:lang w:val="pt-BR"/>
+        </w:rPr>
         <w:t xml:space="preserve"> expo start</w:t>
       </w:r>
     </w:p>
@@ -653,6 +736,65 @@
     </w:p>
     <w:p>
       <w:pPr>
+        <w:rPr>
+          <w:lang w:val="pt-BR"/>
+        </w:rPr>
+      </w:pPr>
+    </w:p>
+    <w:p>
+      <w:pPr>
+        <w:rPr>
+          <w:lang w:val="pt-BR"/>
+        </w:rPr>
+      </w:pPr>
+      <w:r>
+        <w:rPr>
+          <w:lang w:val="pt-BR"/>
+        </w:rPr>
+        <w:t xml:space="preserve">No caso de não haver acesso ao celular e ao aplicativo no momento, existe </w:t>
+      </w:r>
+      <w:r>
+        <w:rPr>
+          <w:lang w:val="pt-BR"/>
+        </w:rPr>
+        <w:t>um</w:t>
+      </w:r>
+      <w:r>
+        <w:rPr>
+          <w:lang w:val="pt-BR"/>
+        </w:rPr>
+        <w:t xml:space="preserve"> comando que podem ser rodados para a execução no navegador, geralmente na URL </w:t>
+      </w:r>
+      <w:hyperlink r:id="rId7" w:history="1">
+        <w:r>
+          <w:rPr>
+            <w:rStyle w:val="Hyperlink"/>
+            <w:lang w:val="pt-BR"/>
+          </w:rPr>
+          <w:t>http://localhost:8081</w:t>
+        </w:r>
+      </w:hyperlink>
+    </w:p>
+    <w:p>
+      <w:proofErr w:type="spellStart"/>
+      <w:r>
+        <w:t>npx</w:t>
+      </w:r>
+      <w:proofErr w:type="spellEnd"/>
+      <w:r>
+        <w:t xml:space="preserve"> expo install react-</w:t>
+      </w:r>
+      <w:proofErr w:type="spellStart"/>
+      <w:r>
+        <w:t>dom</w:t>
+      </w:r>
+      <w:proofErr w:type="spellEnd"/>
+      <w:r>
+        <w:t xml:space="preserve"> react-native-web</w:t>
+      </w:r>
+    </w:p>
+    <w:p>
+      <w:pPr>
         <w:pStyle w:val="Ttulo1"/>
         <w:rPr>
           <w:lang w:val="pt-BR"/>
@@ -988,6 +1130,7 @@
         <w:pStyle w:val="Commarcadores"/>
       </w:pPr>
       <w:r>
+        <w:lastRenderedPageBreak/>
         <w:t xml:space="preserve">• Flexbox </w:t>
       </w:r>
       <w:proofErr w:type="spellStart"/>
@@ -1071,7 +1214,6 @@
         <w:rPr>
           <w:lang w:val="pt-BR"/>
         </w:rPr>
-        <w:lastRenderedPageBreak/>
         <w:t>const</w:t>
       </w:r>
       <w:proofErr w:type="spellEnd"/>
@@ -1253,13 +1395,8 @@
       <w:pPr>
         <w:pStyle w:val="Ttulo2"/>
       </w:pPr>
-      <w:proofErr w:type="spellStart"/>
-      <w:r>
-        <w:t>Semana</w:t>
-      </w:r>
-      <w:proofErr w:type="spellEnd"/>
-      <w:r>
-        <w:t xml:space="preserve"> 1 - Aula 2</w:t>
+      <w:r>
+        <w:t>Semana 1 - Aula 2</w:t>
       </w:r>
     </w:p>
     <w:p>
@@ -1329,13 +1466,8 @@
       <w:pPr>
         <w:pStyle w:val="Ttulo2"/>
       </w:pPr>
-      <w:proofErr w:type="spellStart"/>
-      <w:r>
-        <w:t>Semana</w:t>
-      </w:r>
-      <w:proofErr w:type="spellEnd"/>
-      <w:r>
-        <w:t xml:space="preserve"> 2 - Aula 3</w:t>
+      <w:r>
+        <w:t>Semana 2 - Aula 3</w:t>
       </w:r>
     </w:p>
     <w:p>
@@ -1395,13 +1527,8 @@
       <w:pPr>
         <w:pStyle w:val="Ttulo2"/>
       </w:pPr>
-      <w:proofErr w:type="spellStart"/>
-      <w:r>
-        <w:t>Semana</w:t>
-      </w:r>
-      <w:proofErr w:type="spellEnd"/>
-      <w:r>
-        <w:t xml:space="preserve"> 2 - Aula 4</w:t>
+      <w:r>
+        <w:t>Semana 2 - Aula 4</w:t>
       </w:r>
     </w:p>
     <w:p>
@@ -1462,7 +1589,7 @@
 </file>
 
 <file path=word/numbering.xml><?xml version="1.0" encoding="utf-8"?>
-<w:numbering xmlns:wpc="http://schemas.microsoft.com/office/word/2010/wordprocessingCanvas" xmlns:cx="http://schemas.microsoft.com/office/drawing/2014/chartex" xmlns:cx1="http://schemas.microsoft.com/office/drawing/2015/9/8/chartex" xmlns:cx2="http://schemas.microsoft.com/office/drawing/2015/10/21/chartex" xmlns:cx3="http://schemas.microsoft.com/office/drawing/2016/5/9/chartex" xmlns:cx4="http://schemas.microsoft.com/office/drawing/2016/5/10/chartex" xmlns:cx5="http://schemas.microsoft.com/office/drawing/2016/5/11/chartex" xmlns:cx6="http://schemas.microsoft.com/office/drawing/2016/5/12/chartex" xmlns:cx7="http://schemas.microsoft.com/office/drawing/2016/5/13/chartex" xmlns:cx8="http://schemas.microsoft.com/office/drawing/2016/5/14/chartex" xmlns:mc="http://schemas.openxmlformats.org/markup-compatibility/2006" xmlns:aink="http://schemas.microsoft.com/office/drawing/2016/ink" xmlns:am3d="http://schemas.microsoft.com/office/drawing/2017/model3d" xmlns:o="urn:schemas-microsoft-com:office:office" xmlns:r="http://schemas.openxmlformats.org/officeDocument/2006/relationships" xmlns:m="http://schemas.openxmlformats.org/officeDocument/2006/math" xmlns:v="urn:schemas-microsoft-com:vml" xmlns:wp14="http://schemas.microsoft.com/office/word/2010/wordprocessingDrawing" xmlns:wp="http://schemas.openxmlformats.org/drawingml/2006/wordprocessingDrawing" xmlns:w10="urn:schemas-microsoft-com:office:word" xmlns:w="http://schemas.openxmlformats.org/wordprocessingml/2006/main" xmlns:w14="http://schemas.microsoft.com/office/word/2010/wordml" xmlns:w15="http://schemas.microsoft.com/office/word/2012/wordml" xmlns:w16cid="http://schemas.microsoft.com/office/word/2016/wordml/cid" xmlns:w16se="http://schemas.microsoft.com/office/word/2015/wordml/symex" xmlns:wpg="http://schemas.microsoft.com/office/word/2010/wordprocessingGroup" xmlns:wpi="http://schemas.microsoft.com/office/word/2010/wordprocessingInk" xmlns:wne="http://schemas.microsoft.com/office/word/2006/wordml" xmlns:wps="http://schemas.microsoft.com/office/word/2010/wordprocessingShape" mc:Ignorable="w14 w15 w16se w16cid wp14">
+<w:numbering xmlns:wpc="http://schemas.microsoft.com/office/word/2010/wordprocessingCanvas" xmlns:cx="http://schemas.microsoft.com/office/drawing/2014/chartex" xmlns:cx1="http://schemas.microsoft.com/office/drawing/2015/9/8/chartex" xmlns:cx2="http://schemas.microsoft.com/office/drawing/2015/10/21/chartex" xmlns:cx3="http://schemas.microsoft.com/office/drawing/2016/5/9/chartex" xmlns:cx4="http://schemas.microsoft.com/office/drawing/2016/5/10/chartex" xmlns:cx5="http://schemas.microsoft.com/office/drawing/2016/5/11/chartex" xmlns:cx6="http://schemas.microsoft.com/office/drawing/2016/5/12/chartex" xmlns:cx7="http://schemas.microsoft.com/office/drawing/2016/5/13/chartex" xmlns:cx8="http://schemas.microsoft.com/office/drawing/2016/5/14/chartex" xmlns:mc="http://schemas.openxmlformats.org/markup-compatibility/2006" xmlns:aink="http://schemas.microsoft.com/office/drawing/2016/ink" xmlns:am3d="http://schemas.microsoft.com/office/drawing/2017/model3d" xmlns:o="urn:schemas-microsoft-com:office:office" xmlns:r="http://schemas.openxmlformats.org/officeDocument/2006/relationships" xmlns:m="http://schemas.openxmlformats.org/officeDocument/2006/math" xmlns:v="urn:schemas-microsoft-com:vml" xmlns:wp14="http://schemas.microsoft.com/office/word/2010/wordprocessingDrawing" xmlns:wp="http://schemas.openxmlformats.org/drawingml/2006/wordprocessingDrawing" xmlns:w10="urn:schemas-microsoft-com:office:word" xmlns:w="http://schemas.openxmlformats.org/wordprocessingml/2006/main" xmlns:w14="http://schemas.microsoft.com/office/word/2010/wordml" xmlns:w15="http://schemas.microsoft.com/office/word/2012/wordml" xmlns:w16cex="http://schemas.microsoft.com/office/word/2018/wordml/cex" xmlns:w16cid="http://schemas.microsoft.com/office/word/2016/wordml/cid" xmlns:w16="http://schemas.microsoft.com/office/word/2018/wordml" xmlns:w16se="http://schemas.microsoft.com/office/word/2015/wordml/symex" xmlns:wpg="http://schemas.microsoft.com/office/word/2010/wordprocessingGroup" xmlns:wpi="http://schemas.microsoft.com/office/word/2010/wordprocessingInk" xmlns:wne="http://schemas.microsoft.com/office/word/2006/wordml" xmlns:wps="http://schemas.microsoft.com/office/word/2010/wordprocessingShape" mc:Ignorable="w14 w15 w16se w16cid w16 w16cex wp14">
   <w:abstractNum w:abstractNumId="0" w15:restartNumberingAfterBreak="0">
     <w:nsid w:val="FFFFFF7C"/>
     <w:multiLevelType w:val="singleLevel"/>
@@ -1665,7 +1792,7 @@
 </file>
 
 <file path=word/styles.xml><?xml version="1.0" encoding="utf-8"?>
-<w:styles xmlns:mc="http://schemas.openxmlformats.org/markup-compatibility/2006" xmlns:r="http://schemas.openxmlformats.org/officeDocument/2006/relationships" xmlns:w="http://schemas.openxmlformats.org/wordprocessingml/2006/main" xmlns:w14="http://schemas.microsoft.com/office/word/2010/wordml" xmlns:w15="http://schemas.microsoft.com/office/word/2012/wordml" xmlns:w16cid="http://schemas.microsoft.com/office/word/2016/wordml/cid" xmlns:w16se="http://schemas.microsoft.com/office/word/2015/wordml/symex" mc:Ignorable="w14 w15 w16se w16cid">
+<w:styles xmlns:mc="http://schemas.openxmlformats.org/markup-compatibility/2006" xmlns:r="http://schemas.openxmlformats.org/officeDocument/2006/relationships" xmlns:w="http://schemas.openxmlformats.org/wordprocessingml/2006/main" xmlns:w14="http://schemas.microsoft.com/office/word/2010/wordml" xmlns:w15="http://schemas.microsoft.com/office/word/2012/wordml" xmlns:w16cex="http://schemas.microsoft.com/office/word/2018/wordml/cex" xmlns:w16cid="http://schemas.microsoft.com/office/word/2016/wordml/cid" xmlns:w16="http://schemas.microsoft.com/office/word/2018/wordml" xmlns:w16se="http://schemas.microsoft.com/office/word/2015/wordml/symex" mc:Ignorable="w14 w15 w16se w16cid w16 w16cex">
   <w:docDefaults>
     <w:rPrDefault>
       <w:rPr>
@@ -1681,7 +1808,7 @@
       </w:pPr>
     </w:pPrDefault>
   </w:docDefaults>
-  <w:latentStyles w:defLockedState="0" w:defUIPriority="99" w:defSemiHidden="0" w:defUnhideWhenUsed="0" w:defQFormat="0" w:count="375">
+  <w:latentStyles w:defLockedState="0" w:defUIPriority="99" w:defSemiHidden="0" w:defUnhideWhenUsed="0" w:defQFormat="0" w:count="376">
     <w:lsdException w:name="Normal" w:uiPriority="0" w:qFormat="1"/>
     <w:lsdException w:name="heading 1" w:uiPriority="9" w:qFormat="1"/>
     <w:lsdException w:name="heading 2" w:semiHidden="1" w:uiPriority="9" w:unhideWhenUsed="1" w:qFormat="1"/>
@@ -1787,7 +1914,6 @@
     <w:lsdException w:name="HTML Sample" w:semiHidden="1" w:unhideWhenUsed="1"/>
     <w:lsdException w:name="HTML Typewriter" w:semiHidden="1" w:unhideWhenUsed="1"/>
     <w:lsdException w:name="HTML Variable" w:semiHidden="1" w:unhideWhenUsed="1"/>
-    <w:lsdException w:name="Normal Table" w:semiHidden="1" w:unhideWhenUsed="1"/>
     <w:lsdException w:name="annotation subject" w:semiHidden="1" w:unhideWhenUsed="1"/>
     <w:lsdException w:name="No List" w:semiHidden="1" w:unhideWhenUsed="1"/>
     <w:lsdException w:name="Outline List 1" w:semiHidden="1" w:unhideWhenUsed="1"/>
@@ -1834,10 +1960,8 @@
     <w:lsdException w:name="Table Subtle 2" w:semiHidden="1" w:unhideWhenUsed="1"/>
     <w:lsdException w:name="Table Web 1" w:semiHidden="1" w:unhideWhenUsed="1"/>
     <w:lsdException w:name="Table Web 2" w:semiHidden="1" w:unhideWhenUsed="1"/>
-    <w:lsdException w:name="Table Web 3" w:semiHidden="1" w:unhideWhenUsed="1"/>
     <w:lsdException w:name="Balloon Text" w:semiHidden="1" w:unhideWhenUsed="1"/>
     <w:lsdException w:name="Table Grid" w:uiPriority="59"/>
-    <w:lsdException w:name="Table Theme" w:semiHidden="1" w:unhideWhenUsed="1"/>
     <w:lsdException w:name="Placeholder Text" w:semiHidden="1"/>
     <w:lsdException w:name="No Spacing" w:uiPriority="1" w:qFormat="1"/>
     <w:lsdException w:name="Light Shading" w:uiPriority="60"/>
@@ -2048,6 +2172,7 @@
     <w:lsdException w:name="Smart Hyperlink" w:semiHidden="1" w:unhideWhenUsed="1"/>
     <w:lsdException w:name="Hashtag" w:semiHidden="1" w:unhideWhenUsed="1"/>
     <w:lsdException w:name="Unresolved Mention" w:semiHidden="1" w:unhideWhenUsed="1"/>
+    <w:lsdException w:name="Smart Link" w:semiHidden="1" w:unhideWhenUsed="1"/>
   </w:latentStyles>
   <w:style w:type="paragraph" w:default="1" w:styleId="Normal">
     <w:name w:val="Normal"/>
